--- a/Physical Diagnosis 2 Exam 1/pd2-cardiac-osce.docx
+++ b/Physical Diagnosis 2 Exam 1/pd2-cardiac-osce.docx
@@ -1286,7 +1286,7 @@
           <w:i w:val="0"/>
           <w:sz w:val="20"/>
         </w:rPr>
-        <w:t>Hospitalisations</w:t>
+        <w:t>Hospitalizations</w:t>
       </w:r>
     </w:p>
     <w:p>
@@ -1609,7 +1609,7 @@
           <w:i w:val="0"/>
           <w:sz w:val="20"/>
         </w:rPr>
-        <w:t>Summarises the history back to the patient and asks whether anything was missed</w:t>
+        <w:t>Summarizes the history back to the patient and asks whether anything was missed</w:t>
       </w:r>
       <w:r>
         <w:rPr>
@@ -2025,7 +2025,7 @@
           <w:i w:val="0"/>
           <w:sz w:val="20"/>
         </w:rPr>
-        <w:t>Comments on distress, colour, diaphoresis and work of breathing</w:t>
+        <w:t>Comments on distress, color, diaphoresis and work of breathing</w:t>
       </w:r>
     </w:p>
     <w:p>
@@ -2204,7 +2204,7 @@
           <w:i w:val="0"/>
           <w:sz w:val="20"/>
         </w:rPr>
-        <w:t>Performs a general survey — distress, colour, work of breathing, diaphoresis</w:t>
+        <w:t>Performs a general survey — distress, color, work of breathing, diaphoresis</w:t>
       </w:r>
     </w:p>
     <w:p>
@@ -3158,7 +3158,7 @@
           <w:i w:val="0"/>
           <w:sz w:val="20"/>
         </w:rPr>
-        <w:t>Inspects skin colour, venous pattern, hair growth and any ulceration</w:t>
+        <w:t>Inspects skin color, venous pattern, hair growth and any ulceration</w:t>
       </w:r>
     </w:p>
     <w:p>
@@ -3266,7 +3266,7 @@
           <w:i w:val="0"/>
           <w:sz w:val="20"/>
         </w:rPr>
-        <w:t>Notes that colour typically returns within two to three seconds</w:t>
+        <w:t>Notes that color typically returns within two to three seconds</w:t>
       </w:r>
     </w:p>
     <w:p>
@@ -3883,7 +3883,7 @@
           <w:i w:val="0"/>
           <w:sz w:val="20"/>
         </w:rPr>
-        <w:t>Adapting style and content to the patient is a graded professional behaviour.</w:t>
+        <w:t>Adapting style and content to the patient is a graded professional behavior.</w:t>
       </w:r>
     </w:p>
     <w:p>
@@ -4097,7 +4097,7 @@
           <w:b w:val="0"/>
           <w:i w:val="0"/>
         </w:rPr>
-        <w:t>Delivered at the end of the station. A well-organised vignette that describes the patient and the clinical problem — not the note read aloud.</w:t>
+        <w:t>Delivered at the end of the station. A well-organized vignette that describes the patient and the clinical problem — not the note read aloud.</w:t>
       </w:r>
     </w:p>
     <w:p>
@@ -4415,7 +4415,7 @@
           <w:i w:val="0"/>
           <w:sz w:val="20"/>
         </w:rPr>
-        <w:t>Reading works directly against helping the listener visualise the patient.</w:t>
+        <w:t>Reading works directly against helping the listener visualize the patient.</w:t>
       </w:r>
     </w:p>
     <w:p>
